--- a/docx/models/SY004-童萌-绘本剧模板.docx
+++ b/docx/models/SY004-童萌-绘本剧模板.docx
@@ -2,6 +2,159 @@
 <file path=word/document.xml><?xml version="1.0" encoding="utf-8"?>
 <w:document xmlns:wpc="http://schemas.microsoft.com/office/word/2010/wordprocessingCanvas" xmlns:mc="http://schemas.openxmlformats.org/markup-compatibility/2006" xmlns:o="urn:schemas-microsoft-com:office:office" xmlns:r="http://schemas.openxmlformats.org/officeDocument/2006/relationships" xmlns:m="http://schemas.openxmlformats.org/officeDocument/2006/math" xmlns:v="urn:schemas-microsoft-com:vml" xmlns:wp14="http://schemas.microsoft.com/office/word/2010/wordprocessingDrawing" xmlns:wp="http://schemas.openxmlformats.org/drawingml/2006/wordprocessingDrawing" xmlns:w="http://schemas.openxmlformats.org/wordprocessingml/2006/main" xmlns:w14="http://schemas.microsoft.com/office/word/2010/wordml" xmlns:w10="urn:schemas-microsoft-com:office:word" xmlns:w15="http://schemas.microsoft.com/office/word/2012/wordml" xmlns:wpg="http://schemas.microsoft.com/office/word/2010/wordprocessingGroup" xmlns:wpi="http://schemas.microsoft.com/office/word/2010/wordprocessingInk" xmlns:wne="http://schemas.microsoft.com/office/word/2006/wordml" xmlns:wps="http://schemas.microsoft.com/office/word/2010/wordprocessingShape" xmlns:wpsCustomData="http://www.wps.cn/officeDocument/2013/wpsCustomData" mc:Ignorable="w14 w15 wp14">
   <w:body>
+    <w:p>
+      <w:pPr>
+        <w:keepNext w:val="0"/>
+        <w:keepLines w:val="0"/>
+        <w:pageBreakBefore w:val="0"/>
+        <w:widowControl w:val="0"/>
+        <w:tabs>
+          <w:tab w:val="left" w:pos="7770"/>
+        </w:tabs>
+        <w:kinsoku/>
+        <w:wordWrap/>
+        <w:overflowPunct/>
+        <w:topLinePunct w:val="0"/>
+        <w:autoSpaceDE/>
+        <w:autoSpaceDN/>
+        <w:bidi w:val="0"/>
+        <w:adjustRightInd/>
+        <w:snapToGrid/>
+        <w:spacing w:line="360" w:lineRule="exact"/>
+        <w:ind w:left="0" w:leftChars="0"/>
+        <w:textAlignment w:val="auto"/>
+        <w:rPr>
+          <w:rFonts w:hint="eastAsia" w:ascii="微软雅黑" w:hAnsi="微软雅黑" w:eastAsia="微软雅黑" w:cs="微软雅黑"/>
+          <w:b/>
+          <w:bCs/>
+          <w:lang w:val="en-US" w:eastAsia="zh-CN"/>
+        </w:rPr>
+      </w:pPr>
+      <w:bookmarkStart w:id="0" w:name="_GoBack"/>
+      <w:bookmarkEnd w:id="0"/>
+      <w:r>
+        <w:rPr>
+          <w:rFonts w:hint="eastAsia" w:ascii="微软雅黑" w:hAnsi="微软雅黑" w:eastAsia="微软雅黑" w:cs="微软雅黑"/>
+          <w:b/>
+          <w:sz w:val="21"/>
+          <w:szCs w:val="21"/>
+        </w:rPr>
+        <w:t>课程编号</w:t>
+      </w:r>
+      <w:r>
+        <w:rPr>
+          <w:rFonts w:hint="default" w:ascii="微软雅黑" w:hAnsi="微软雅黑" w:eastAsia="微软雅黑" w:cs="微软雅黑"/>
+          <w:b/>
+          <w:sz w:val="21"/>
+          <w:szCs w:val="21"/>
+          <w:lang w:val="en-US"/>
+        </w:rPr>
+        <w:t>:</w:t>
+      </w:r>
+      <w:r>
+        <w:rPr>
+          <w:rFonts w:hint="eastAsia" w:ascii="微软雅黑" w:hAnsi="微软雅黑" w:eastAsia="微软雅黑" w:cs="微软雅黑"/>
+          <w:b/>
+          <w:bCs/>
+          <w:lang w:val="en-US" w:eastAsia="zh-CN"/>
+        </w:rPr>
+        <w:t>JQ001-xxxx</w:t>
+      </w:r>
+    </w:p>
+    <w:p>
+      <w:pPr>
+        <w:keepNext w:val="0"/>
+        <w:keepLines w:val="0"/>
+        <w:pageBreakBefore w:val="0"/>
+        <w:widowControl w:val="0"/>
+        <w:tabs>
+          <w:tab w:val="left" w:pos="7770"/>
+        </w:tabs>
+        <w:kinsoku/>
+        <w:wordWrap/>
+        <w:overflowPunct/>
+        <w:topLinePunct w:val="0"/>
+        <w:autoSpaceDE/>
+        <w:autoSpaceDN/>
+        <w:bidi w:val="0"/>
+        <w:adjustRightInd/>
+        <w:snapToGrid/>
+        <w:spacing w:line="360" w:lineRule="exact"/>
+        <w:ind w:left="0" w:leftChars="0"/>
+        <w:textAlignment w:val="auto"/>
+      </w:pPr>
+      <w:r>
+        <w:rPr>
+          <w:rFonts w:hint="eastAsia" w:ascii="微软雅黑" w:hAnsi="微软雅黑" w:eastAsia="微软雅黑" w:cs="微软雅黑"/>
+          <w:b/>
+          <w:bCs/>
+          <w:lang w:val="en-US" w:eastAsia="zh-CN"/>
+        </w:rPr>
+        <w:t>作  者</w:t>
+      </w:r>
+      <w:r>
+        <w:rPr>
+          <w:rFonts w:hint="eastAsia" w:ascii="微软雅黑" w:hAnsi="微软雅黑" w:eastAsia="微软雅黑" w:cs="微软雅黑"/>
+          <w:lang w:val="en-US" w:eastAsia="zh-CN"/>
+        </w:rPr>
+        <w:t>：</w:t>
+      </w:r>
+    </w:p>
+    <w:p>
+      <w:pPr>
+        <w:keepNext w:val="0"/>
+        <w:keepLines w:val="0"/>
+        <w:pageBreakBefore w:val="0"/>
+        <w:widowControl w:val="0"/>
+        <w:tabs>
+          <w:tab w:val="left" w:pos="7770"/>
+        </w:tabs>
+        <w:kinsoku/>
+        <w:wordWrap/>
+        <w:overflowPunct/>
+        <w:topLinePunct w:val="0"/>
+        <w:autoSpaceDE/>
+        <w:autoSpaceDN/>
+        <w:bidi w:val="0"/>
+        <w:adjustRightInd/>
+        <w:snapToGrid/>
+        <w:spacing w:line="360" w:lineRule="exact"/>
+        <w:ind w:left="0" w:leftChars="0"/>
+        <w:textAlignment w:val="auto"/>
+        <w:rPr>
+          <w:rFonts w:hint="eastAsia" w:ascii="微软雅黑" w:hAnsi="微软雅黑" w:eastAsia="微软雅黑" w:cs="微软雅黑"/>
+          <w:lang w:val="en-US" w:eastAsia="zh-CN"/>
+        </w:rPr>
+      </w:pPr>
+    </w:p>
+    <w:p>
+      <w:pPr>
+        <w:keepNext w:val="0"/>
+        <w:keepLines w:val="0"/>
+        <w:pageBreakBefore w:val="0"/>
+        <w:widowControl w:val="0"/>
+        <w:kinsoku/>
+        <w:wordWrap/>
+        <w:overflowPunct/>
+        <w:topLinePunct w:val="0"/>
+        <w:autoSpaceDE/>
+        <w:autoSpaceDN/>
+        <w:bidi w:val="0"/>
+        <w:adjustRightInd/>
+        <w:snapToGrid/>
+        <w:spacing w:line="360" w:lineRule="exact"/>
+        <w:ind w:left="42" w:leftChars="20" w:right="42" w:rightChars="20"/>
+        <w:jc w:val="center"/>
+        <w:textAlignment w:val="auto"/>
+        <w:outlineLvl w:val="0"/>
+        <w:rPr>
+          <w:rFonts w:hint="eastAsia" w:ascii="微软雅黑" w:hAnsi="微软雅黑" w:eastAsia="微软雅黑" w:cs="微软雅黑"/>
+          <w:b/>
+          <w:sz w:val="21"/>
+          <w:szCs w:val="21"/>
+        </w:rPr>
+      </w:pPr>
+    </w:p>
     <w:tbl>
       <w:tblPr>
         <w:tblStyle w:val="2"/>
@@ -2135,8 +2288,6 @@
               </w:rPr>
               <w:t>3.</w:t>
             </w:r>
-            <w:bookmarkStart w:id="0" w:name="_GoBack"/>
-            <w:bookmarkEnd w:id="0"/>
           </w:p>
         </w:tc>
       </w:tr>
